--- a/por/docx/21.content.docx
+++ b/por/docx/21.content.docx
@@ -298,7 +298,7 @@
         <w:rPr>
           <w:lang w:val="pt_PT" w:bidi="pt_PT"/>
         </w:rPr>
-        <w:t xml:space="preserve"> O sol se levanta e o sol se põe; apressa-se a voltar ao lugar de onde se levanta.</w:t>
+        <w:t xml:space="preserve"> O sol se levanta e se põe; apressa-se a voltar ao lugar de onde se levanta.</w:t>
       </w:r>
     </w:p>
     <w:p>
@@ -340,7 +340,7 @@
         <w:rPr>
           <w:lang w:val="pt_PT" w:bidi="pt_PT"/>
         </w:rPr>
-        <w:t xml:space="preserve"> Todos os rios correm para o mar, e o mar não se enche; ao lugar de onde vêm, para lá voltam a correr.</w:t>
+        <w:t xml:space="preserve"> Todos os rios correm para o mar, e o mar não se enche; ao lugar para onde correm, para lá continuam a correr.</w:t>
       </w:r>
     </w:p>
     <w:p>
@@ -466,7 +466,7 @@
         <w:rPr>
           <w:lang w:val="pt_PT" w:bidi="pt_PT"/>
         </w:rPr>
-        <w:t xml:space="preserve"> Apliquei o coração a buscar e a examinar, com sabedoria, tudo o que se faz debaixo do céu; tarefa pesada que Deus deu aos seres humanos para nela se ocuparem.</w:t>
+        <w:t xml:space="preserve"> Decidi usar toda a minha mente para estudar e entender, com sabedoria, tudo o que as pessoas fazem debaixo do céu. É um trabalho difícil que Deus deu aos seres humanos para que nele se ocupem.</w:t>
       </w:r>
     </w:p>
     <w:p>
@@ -571,7 +571,7 @@
         <w:rPr>
           <w:lang w:val="pt_PT" w:bidi="pt_PT"/>
         </w:rPr>
-        <w:t xml:space="preserve"> Pois na muita sabedoria há muito sofrimento; quem aumenta o conhecimento aumenta a tristeza.</w:t>
+        <w:t xml:space="preserve"> Pois onde há muita sabedoria, há muito sofrimento; quanto mais se aprende, mais se aumenta a tristeza.</w:t>
       </w:r>
     </w:p>
     <w:p>
@@ -671,7 +671,7 @@
         <w:rPr>
           <w:lang w:val="pt_PT" w:bidi="pt_PT"/>
         </w:rPr>
-        <w:t xml:space="preserve"> Então eu me voltei para grandes obras: construí casas para mim e plantei videiras para mim.</w:t>
+        <w:t xml:space="preserve"> Então eu me voltei para grandes obras: construí casas e plantei videiras para mim.</w:t>
       </w:r>
     </w:p>
     <w:p>
@@ -734,7 +734,7 @@
         <w:rPr>
           <w:lang w:val="pt_PT" w:bidi="pt_PT"/>
         </w:rPr>
-        <w:t xml:space="preserve"> Comprei servos e servas, e também tive servos nascidos em minha casa; possuí bois e ovelhas em grande número, mais do que todos os reis que vieram antes de mim em Jerusalém.</w:t>
+        <w:t xml:space="preserve"> Comprei escravos e escravas, e também tive escravos nascidos em minha casa; possuí bois e ovelhas em grande número, mais do que todos os reis que vieram antes de mim em Jerusalém.</w:t>
       </w:r>
     </w:p>
     <w:p>
@@ -902,7 +902,7 @@
         <w:rPr>
           <w:lang w:val="pt_PT" w:bidi="pt_PT"/>
         </w:rPr>
-        <w:t xml:space="preserve"> Eu disse em meu coração: “O destino do tolo também me alcançará; então, para que me serviu ser sábio?” E compreendi que isso também não tem grande valor.</w:t>
+        <w:t xml:space="preserve"> Eu disse em meu coração: “O destino do tolo também me alcançará; então, para que me serviu ser sábio?”. E compreendi que isso também não tem grande valor.</w:t>
       </w:r>
     </w:p>
     <w:p>
@@ -965,7 +965,7 @@
         <w:rPr>
           <w:lang w:val="pt_PT" w:bidi="pt_PT"/>
         </w:rPr>
-        <w:t xml:space="preserve"> Também me aborreci, porque devo deixar a outro o fruto de todo o meu trabalho debaixo do sol.</w:t>
+        <w:t xml:space="preserve"> Também me aborreci, porque devo deixar para outro o fruto de todo o meu trabalho debaixo do sol.</w:t>
       </w:r>
     </w:p>
     <w:p>
@@ -1028,7 +1028,7 @@
         <w:rPr>
           <w:lang w:val="pt_PT" w:bidi="pt_PT"/>
         </w:rPr>
-        <w:t xml:space="preserve"> Pois há quem trabalhe com sabedoria, com conhecimento e com habilidade, e mesmo assim deixa tudo como herança a quem não se esforçou por isso; isso também é ilusão e grande injustiça.</w:t>
+        <w:t xml:space="preserve"> Pois eu trabalhei com sabedoria, conhecimento e habilidade, e mesmo assim terei de deixar tudo como herança para alguém que não se esforçou por isso; isso também é ilusão e grande injustiça.</w:t>
       </w:r>
     </w:p>
     <w:p>
@@ -1133,7 +1133,7 @@
         <w:rPr>
           <w:lang w:val="pt_PT" w:bidi="pt_PT"/>
         </w:rPr>
-        <w:t xml:space="preserve"> Deus dá sabedoria, conhecimento e alegria a quem lhe agrada; mas ao pecador dá o trabalho de ajuntar e acumular, para entregar a quem agrada a Deus; isso também é ilusão, é como correr atrás do vento.</w:t>
+        <w:t xml:space="preserve"> Deus dá sabedoria, conhecimento e alegria a quem lhe agrada; mas ao pecador dá o trabalho de juntar e acumular riquezas, para depois entregá-las a quem agrada a Deus. Isso também é ilusão, é como correr atrás do vento.</w:t>
       </w:r>
     </w:p>
     <w:p>
@@ -1212,7 +1212,7 @@
         <w:rPr>
           <w:lang w:val="pt_PT" w:bidi="pt_PT"/>
         </w:rPr>
-        <w:t xml:space="preserve"> Há tempo para ferir e tempo para curar; tempo para derrubar e tempo para levantar de novo.</w:t>
+        <w:t xml:space="preserve"> Há tempo para matar e tempo para curar; tempo para destruir e tempo para construir de novo.</w:t>
       </w:r>
     </w:p>
     <w:p>
@@ -1359,7 +1359,7 @@
         <w:rPr>
           <w:lang w:val="pt_PT" w:bidi="pt_PT"/>
         </w:rPr>
-        <w:t xml:space="preserve"> Observei a tarefa que Deus entregou aos filhos dos homens, para que nela se ocupem.</w:t>
+        <w:t xml:space="preserve"> Observei a tarefa que Deus entregou aos filhos dos homens, para afligi-los.</w:t>
       </w:r>
     </w:p>
     <w:p>
@@ -1401,7 +1401,7 @@
         <w:rPr>
           <w:lang w:val="pt_PT" w:bidi="pt_PT"/>
         </w:rPr>
-        <w:t xml:space="preserve"> Então reconheci que nada é melhor para o homem do que alegrar-se e fazer o bem enquanto vive.</w:t>
+        <w:t xml:space="preserve"> Então reconheci que nada é melhor para o homem do que se alegrar e fazer o bem enquanto vive.</w:t>
       </w:r>
     </w:p>
     <w:p>
@@ -1443,7 +1443,7 @@
         <w:rPr>
           <w:lang w:val="pt_PT" w:bidi="pt_PT"/>
         </w:rPr>
-        <w:t xml:space="preserve"> Aprendi que tudo o que Deus faz permanece para sempre; nada se pode acrescentar nem retirar, e Deus age assim para que os homens o respeitem.</w:t>
+        <w:t xml:space="preserve"> Aprendi que tudo o que Deus faz permanece para sempre; nada se pode acrescentar nem retirar, e Deus age assim para que os homens o temam.</w:t>
       </w:r>
     </w:p>
     <w:p>
@@ -1485,7 +1485,7 @@
         <w:rPr>
           <w:lang w:val="pt_PT" w:bidi="pt_PT"/>
         </w:rPr>
-        <w:t xml:space="preserve"> Vi ainda que debaixo do sol há injustiça no lugar do direito e maldade no lugar da retidão.</w:t>
+        <w:t xml:space="preserve"> Vi ainda que debaixo do sol há injustiça no lugar do direito, e maldade no lugar da retidão.</w:t>
       </w:r>
     </w:p>
     <w:p>
@@ -1506,7 +1506,7 @@
         <w:rPr>
           <w:lang w:val="pt_PT" w:bidi="pt_PT"/>
         </w:rPr>
-        <w:t xml:space="preserve"> Disse em meu coração: Deus julgará o justo e o perverso, pois há um tempo determinado para cada ação.</w:t>
+        <w:t xml:space="preserve"> Disse em meu coração: “Deus julgará o justo e o perverso, pois há um tempo determinado para cada ação”.</w:t>
       </w:r>
     </w:p>
     <w:p>
@@ -1548,7 +1548,7 @@
         <w:rPr>
           <w:lang w:val="pt_PT" w:bidi="pt_PT"/>
         </w:rPr>
-        <w:t xml:space="preserve"> Pois o destino do homem é o mesmo do animal: ambos respiram o mesmo fôlego e ambos morrem; o homem não tem vantagem, tudo é passageiro.</w:t>
+        <w:t xml:space="preserve"> Pois o destino do homem é o mesmo do animal: ambos respiram o mesmo fôlego e ambos morrem; o homem não tem vantagem; tudo é ilusão.</w:t>
       </w:r>
     </w:p>
     <w:p>
@@ -1611,7 +1611,7 @@
         <w:rPr>
           <w:lang w:val="pt_PT" w:bidi="pt_PT"/>
         </w:rPr>
-        <w:t xml:space="preserve"> Assim, vi que nada é melhor para o homem do que alegrar-se em seu trabalho, pois essa é a sua parte; ninguém pode fazê-lo voltar depois da morte para ver o que ainda acontecerá.</w:t>
+        <w:t xml:space="preserve"> Assim, vi que nada é melhor para o homem do que se alegrar em seu trabalho, pois essa é a sua parte; ninguém pode fazê-lo voltar depois da morte para ver o que ainda acontecerá.</w:t>
       </w:r>
     </w:p>
     <w:p>
@@ -1711,7 +1711,7 @@
         <w:rPr>
           <w:lang w:val="pt_PT" w:bidi="pt_PT"/>
         </w:rPr>
-        <w:t xml:space="preserve"> Também percebi que muito esforço e muito sucesso nascem da inveja de um contra o outro; e isso também é ilusão, é correr atrás do vento.</w:t>
+        <w:t xml:space="preserve"> Também percebi que muito esforço e muito sucesso nascem da inveja que um sente do outro; e isso também é ilusão, é correr atrás do vento.</w:t>
       </w:r>
     </w:p>
     <w:p>
@@ -1732,7 +1732,7 @@
         <w:rPr>
           <w:lang w:val="pt_PT" w:bidi="pt_PT"/>
         </w:rPr>
-        <w:t xml:space="preserve"> O tolo cruza os braços e, por causa disso, consome a si mesmo e chega a passar necessidade.</w:t>
+        <w:t xml:space="preserve"> O tolo cruza os braços e, por isso, acaba passando necessidade e até fome.</w:t>
       </w:r>
     </w:p>
     <w:p>
@@ -1795,7 +1795,7 @@
         <w:rPr>
           <w:lang w:val="pt_PT" w:bidi="pt_PT"/>
         </w:rPr>
-        <w:t xml:space="preserve"> um homem sozinho, sem filho, sem irmão e sem parente; ele trabalha sem parar para ajuntar riqueza, e seus olhos não se satisfazem; e pergunta: “Para quem deixarei o que juntei, e por que me privo do bem?”; isso também é ilusão e um esforço que desanima.</w:t>
+        <w:t xml:space="preserve"> um homem sozinho, sem filho, sem irmão e sem parente; ele trabalha sem parar para ajuntar riqueza, e seus olhos não se satisfazem, e pergunta: “Para quem deixarei o que juntei, e por que me privo do bem?”. Isso também é ilusão; é um esforço que desanima.</w:t>
       </w:r>
     </w:p>
     <w:p>
@@ -1963,7 +1963,7 @@
         <w:rPr>
           <w:lang w:val="pt_PT" w:bidi="pt_PT"/>
         </w:rPr>
-        <w:t xml:space="preserve"> Ele pode liderar multidões e ser seguido por muitos; porém, quando envelhecer, os mais novos não se alegrarão com ele; isso também não faz sentido, é correr atrás do vento.</w:t>
+        <w:t xml:space="preserve"> Ele pode liderar multidões e ser seguido por muitos; porém, quando envelhecer, os mais novos não o aceitarão como líder; isso também não faz sentido, é correr atrás do vento.</w:t>
       </w:r>
     </w:p>
     <w:p>
@@ -2000,7 +2000,7 @@
         <w:rPr>
           <w:lang w:val="pt_PT" w:bidi="pt_PT"/>
         </w:rPr>
-        <w:t xml:space="preserve"> Quando você entrar na casa de Deus, vigie seus passos; não apresente oferta como os tolos, que não percebem que fazem o mal.</w:t>
+        <w:t xml:space="preserve"> Quando você entrar na casa de Deus, vigie seus passos; não apresente sacrifício como os tolos, que não percebem que agem mal.</w:t>
       </w:r>
     </w:p>
     <w:p>
@@ -2042,7 +2042,7 @@
         <w:rPr>
           <w:lang w:val="pt_PT" w:bidi="pt_PT"/>
         </w:rPr>
-        <w:t xml:space="preserve"> Assim como o muito trabalho traz muitos sonhos, também a fala do tolo se mostra em muitas palavras e em muitas tolices.</w:t>
+        <w:t xml:space="preserve"> Assim como quem trabalha muito tem muitos sonhos, também a fala do tolo se mostra em muitas palavras e em muitas tolices.</w:t>
       </w:r>
     </w:p>
     <w:p>
@@ -2063,7 +2063,7 @@
         <w:rPr>
           <w:lang w:val="pt_PT" w:bidi="pt_PT"/>
         </w:rPr>
-        <w:t xml:space="preserve"> Quando você fizer um voto a Deus, não demore para cumpri-lo, porque Ele não se agrada dos tolos; cumpra o que você prometeu.</w:t>
+        <w:t xml:space="preserve"> Quando você fizer um voto a Deus, não demore para cumpri-lo, porque ele não se agrada dos tolos; cumpra o que você prometeu.</w:t>
       </w:r>
     </w:p>
     <w:p>
@@ -2084,7 +2084,7 @@
         <w:rPr>
           <w:lang w:val="pt_PT" w:bidi="pt_PT"/>
         </w:rPr>
-        <w:t xml:space="preserve"> É melhor não fazer voto do que fazer voto e não cumprir.</w:t>
+        <w:t xml:space="preserve"> É melhor não fazer voto do que fazê-lo e não cumprir.</w:t>
       </w:r>
     </w:p>
     <w:p>
@@ -2105,7 +2105,7 @@
         <w:rPr>
           <w:lang w:val="pt_PT" w:bidi="pt_PT"/>
         </w:rPr>
-        <w:t xml:space="preserve"> Não deixe sua boca levar você ao pecado; e não diga ao mensageiro de Deus: “Foi um engano”; pois isso despertaria a ira de Deus, e Ele poderia desfazer o que suas mãos juntaram.</w:t>
+        <w:t xml:space="preserve"> Não deixe sua boca levar você ao pecado; e não diga ao mensageiro de Deus: “Foi um engano fazer o voto”; pois isso despertaria a ira de Deus, e ele poderia desfazer o que suas mãos juntaram.</w:t>
       </w:r>
     </w:p>
     <w:p>
@@ -2147,7 +2147,7 @@
         <w:rPr>
           <w:lang w:val="pt_PT" w:bidi="pt_PT"/>
         </w:rPr>
-        <w:t xml:space="preserve"> Se você vir, em algum lugar, o pobre sendo oprimido, e o direito e a justiça sendo negados, não se espante; pois sobre uma autoridade há outra mais alta, e acima delas há ainda superiores.</w:t>
+        <w:t xml:space="preserve"> Se você vir, em algum lugar, o pobre sendo oprimido, e o direito e a justiça sendo negados, não se espante; pois sobre cada autoridade há alguém mais importante, e acima deles há outros superiores.</w:t>
       </w:r>
     </w:p>
     <w:p>
@@ -2168,7 +2168,7 @@
         <w:rPr>
           <w:lang w:val="pt_PT" w:bidi="pt_PT"/>
         </w:rPr>
-        <w:t xml:space="preserve"> Ainda assim, é proveitoso para a terra ter um rei que governe e receba fruto dos campos.</w:t>
+        <w:t xml:space="preserve"> Ainda assim, é vantagem para a nação ter um rei que governe e aproveite as colheitas.</w:t>
       </w:r>
     </w:p>
     <w:p>
@@ -2189,7 +2189,7 @@
         <w:rPr>
           <w:lang w:val="pt_PT" w:bidi="pt_PT"/>
         </w:rPr>
-        <w:t xml:space="preserve"> Quem ama o dinheiro nunca se farta de dinheiro; e quem ama riquezas nunca se satisfaz com o ganho; isso também é vaidade.</w:t>
+        <w:t xml:space="preserve"> Quem ama o dinheiro nunca se farta dele; e quem ama riquezas nunca se satisfaz com o ganho; isso também é vaidade.</w:t>
       </w:r>
     </w:p>
     <w:p>
@@ -2210,7 +2210,7 @@
         <w:rPr>
           <w:lang w:val="pt_PT" w:bidi="pt_PT"/>
         </w:rPr>
-        <w:t xml:space="preserve"> Quando os bens aumentam, aumentam também os que os consomem; e que vantagem tem o dono, senão ver com os próprios olhos?</w:t>
+        <w:t xml:space="preserve"> Quando os bens aumentam, aumentam também os que os consomem; e que vantagem tem o dono, além de ver o dinheiro sendo gasto?</w:t>
       </w:r>
     </w:p>
     <w:p>
@@ -2231,7 +2231,7 @@
         <w:rPr>
           <w:lang w:val="pt_PT" w:bidi="pt_PT"/>
         </w:rPr>
-        <w:t xml:space="preserve"> Doce é o sono do trabalhador, coma ele pouco ou coma muito; mas a fartura do rico não o deixa dormir.</w:t>
+        <w:t xml:space="preserve"> Doce é o sono do trabalhador, quer coma pouco, quer coma muito; mas a fartura do rico não o deixa dormir.</w:t>
       </w:r>
     </w:p>
     <w:p>
@@ -2252,7 +2252,7 @@
         <w:rPr>
           <w:lang w:val="pt_PT" w:bidi="pt_PT"/>
         </w:rPr>
-        <w:t xml:space="preserve"> Vi ainda, debaixo do sol, um mal grave: riquezas guardadas para o dano de quem as possui,</w:t>
+        <w:t xml:space="preserve"> Vi ainda, debaixo do sol, um mal grave: riquezas guardadas para infelicidade de quem as possui,</w:t>
       </w:r>
     </w:p>
     <w:p>
@@ -2336,7 +2336,7 @@
         <w:rPr>
           <w:lang w:val="pt_PT" w:bidi="pt_PT"/>
         </w:rPr>
-        <w:t xml:space="preserve"> Todos os seus dias ele come em trevas, com muita tristeza, com doença e com irritação.</w:t>
+        <w:t xml:space="preserve"> Todos os seus dias ele vive na escuridão, com muita tristeza, com doença e com irritação.</w:t>
       </w:r>
     </w:p>
     <w:p>
@@ -2357,7 +2357,7 @@
         <w:rPr>
           <w:lang w:val="pt_PT" w:bidi="pt_PT"/>
         </w:rPr>
-        <w:t xml:space="preserve"> Eis o que vi como bom: que o homem coma e beba, aceite sua parte e desfrute do bem de todo o seu trabalho debaixo do sol, nos poucos dias que Deus lhe dá; porque essa é a sua recompensa.</w:t>
+        <w:t xml:space="preserve"> Aqui está o que vi como bom: que o homem coma e beba, aceite sua parte e desfrute do bem de todo o seu trabalho debaixo do sol, nos poucos dias que Deus lhe dá; porque essa é a sua recompensa.</w:t>
       </w:r>
     </w:p>
     <w:p>
@@ -2399,7 +2399,7 @@
         <w:rPr>
           <w:lang w:val="pt_PT" w:bidi="pt_PT"/>
         </w:rPr>
-        <w:t xml:space="preserve"> Pois ele não ficará preso ao peso dos dias, porque Deus enche o seu coração de alegria.</w:t>
+        <w:t xml:space="preserve"> Pois ele não ficará preocupado com a rapidez com que a vida passa, porque Deus enche o seu coração de alegria.</w:t>
       </w:r>
     </w:p>
     <w:p>
@@ -2457,7 +2457,7 @@
         <w:rPr>
           <w:lang w:val="pt_PT" w:bidi="pt_PT"/>
         </w:rPr>
-        <w:t xml:space="preserve"> Deus concede a alguns homens riquezas, bens e honra; nada lhes falta do que desejam, mas Deus não lhes dá força para desfrutar, e eles morrem, e outro toma o que era deles; isso também é ilusão e grande desgraça.</w:t>
+        <w:t xml:space="preserve"> Deus concede a alguns homens riquezas, bens e honra; nada lhes falta do que desejam, mas Deus não lhes dá saúde para desfrutar, e eles morrem, e outro desfruta do que era deles; isso também é ilusão e grande desgraça.</w:t>
       </w:r>
     </w:p>
     <w:p>
@@ -2499,7 +2499,7 @@
         <w:rPr>
           <w:lang w:val="pt_PT" w:bidi="pt_PT"/>
         </w:rPr>
-        <w:t xml:space="preserve"> Pois ela vem em vão e vai para as trevas, e nas trevas o seu nome se apaga.</w:t>
+        <w:t xml:space="preserve"> Pois ela nasce em vão e vai para as trevas, e nas trevas o seu nome se apaga.</w:t>
       </w:r>
     </w:p>
     <w:p>
@@ -2520,7 +2520,7 @@
         <w:rPr>
           <w:lang w:val="pt_PT" w:bidi="pt_PT"/>
         </w:rPr>
-        <w:t xml:space="preserve"> Mesmo sem ver o sol e sem conhecer os dias, ela tem mais descanso do que o velho infeliz.</w:t>
+        <w:t xml:space="preserve"> Mesmo sem ver o sol e sem conhecer a vida, ela tem mais descanso do que o velho infeliz.</w:t>
       </w:r>
     </w:p>
     <w:p>
@@ -2604,7 +2604,7 @@
         <w:rPr>
           <w:lang w:val="pt_PT" w:bidi="pt_PT"/>
         </w:rPr>
-        <w:t xml:space="preserve"> Melhor é contentar-se com o que os olhos alcançam do que viver sonhando com mais; isso também é ilusão, é correr atrás do vento.</w:t>
+        <w:t xml:space="preserve"> Melhor é contentar-se com o que se tem do que viver em busca de mais; isso também é ilusão, é correr atrás do vento.</w:t>
       </w:r>
     </w:p>
     <w:p>
@@ -2625,7 +2625,7 @@
         <w:rPr>
           <w:lang w:val="pt_PT" w:bidi="pt_PT"/>
         </w:rPr>
-        <w:t xml:space="preserve"> O que há de existir, Deus já conhece; Ele sabe o que é o homem, e não vale discutir com quem é mais forte.</w:t>
+        <w:t xml:space="preserve"> O que há de existir, Deus já conhece. Ele sabe o que é o homem, e não adianta brigar com quem é mais forte.</w:t>
       </w:r>
     </w:p>
     <w:p>
@@ -2646,7 +2646,7 @@
         <w:rPr>
           <w:lang w:val="pt_PT" w:bidi="pt_PT"/>
         </w:rPr>
-        <w:t xml:space="preserve"> Quanto mais palavras se multiplicam, mais se multiplicam as tolices; então, que ganho há em falar?</w:t>
+        <w:t xml:space="preserve"> Quanto mais a pessoa fala, mais tolices diz; então, para que falar?</w:t>
       </w:r>
     </w:p>
     <w:p>
@@ -2667,7 +2667,7 @@
         <w:rPr>
           <w:lang w:val="pt_PT" w:bidi="pt_PT"/>
         </w:rPr>
-        <w:t xml:space="preserve"> Nos poucos dias de nossa vida vazia, quem pode dizer o que é melhor para alguém? E quem pode anunciar o que trará bons resultados depois que ele morrer?</w:t>
+        <w:t xml:space="preserve"> Nos poucos dias da nossa vida vazia, quem pode dizer o que realmente é melhor para alguém? E quem pode saber o que virá depois da morte e se isso trará algum bem?</w:t>
       </w:r>
     </w:p>
     <w:p>
@@ -2767,7 +2767,7 @@
         <w:rPr>
           <w:lang w:val="pt_PT" w:bidi="pt_PT"/>
         </w:rPr>
-        <w:t xml:space="preserve"> É melhor ouvir a repreensão do sábio do que escutar a canção dos tolos.</w:t>
+        <w:t xml:space="preserve"> O coração dos sábios está na casa onde há luto, mas o coração dos tolos está na casa da alegria.</w:t>
       </w:r>
     </w:p>
     <w:p>
@@ -2788,7 +2788,7 @@
         <w:rPr>
           <w:lang w:val="pt_PT" w:bidi="pt_PT"/>
         </w:rPr>
-        <w:t xml:space="preserve"> Pois, como o estalo de espinhos debaixo da panela, assim é o riso do tolo; e isso também é ilusão.</w:t>
+        <w:t xml:space="preserve"> É melhor ser repreendido por um sábio do que ouvir o canto dos tolos.</w:t>
       </w:r>
     </w:p>
     <w:p>
@@ -2809,7 +2809,7 @@
         <w:rPr>
           <w:lang w:val="pt_PT" w:bidi="pt_PT"/>
         </w:rPr>
-        <w:t xml:space="preserve"> Pois, como o estalo de espinhos debaixo da panela, assim é o riso do tolo; e isso também é ilusão.</w:t>
+        <w:t xml:space="preserve"> O riso do tolo é como o estalo dos espinhos debaixo da panela; isso também é ilusão.</w:t>
       </w:r>
     </w:p>
     <w:p>
@@ -2893,7 +2893,7 @@
         <w:rPr>
           <w:lang w:val="pt_PT" w:bidi="pt_PT"/>
         </w:rPr>
-        <w:t xml:space="preserve"> Não diga: “Por que os dias do passado não voltam?” pois essa pergunta não vem da sabedoria.</w:t>
+        <w:t xml:space="preserve"> Não diga: “Por que os dias do passado não voltam?”, pois essa pergunta não vem da sabedoria.</w:t>
       </w:r>
     </w:p>
     <w:p>
@@ -2956,7 +2956,7 @@
         <w:rPr>
           <w:lang w:val="pt_PT" w:bidi="pt_PT"/>
         </w:rPr>
-        <w:t xml:space="preserve"> Observe a obra do SENHOR e aceite o que Ele faz; quem pode endireitar o que ele tornou torto?</w:t>
+        <w:t xml:space="preserve"> Observe a obra do SENHOR e aceite o que ele faz; quem pode endireitar o que ele tornou torto?</w:t>
       </w:r>
     </w:p>
     <w:p>
@@ -3250,7 +3250,7 @@
         <w:rPr>
           <w:lang w:val="pt_PT" w:bidi="pt_PT"/>
         </w:rPr>
-        <w:t xml:space="preserve"> “Esta é a minha conclusão”, diz o Pregador: “examinei uma coisa após outra, para achar o resultado”.</w:t>
+        <w:t xml:space="preserve"> “Esta é a minha conclusão”, diz o Pregador: “examinei uma coisa após outra, para achar o resultado.</w:t>
       </w:r>
     </w:p>
     <w:p>
@@ -3271,7 +3271,7 @@
         <w:rPr>
           <w:lang w:val="pt_PT" w:bidi="pt_PT"/>
         </w:rPr>
-        <w:t xml:space="preserve"> “Eis o que ainda busco e não achei: entre mil homens, achei um que se pode considerar sábio; mas entre as mulheres, não achei nenhuma”.</w:t>
+        <w:t xml:space="preserve"> Eis o que ainda busco e não achei: entre mil homens, achei um que se pode considerar sábio; mas entre as mulheres, não achei nenhuma.</w:t>
       </w:r>
     </w:p>
     <w:p>
@@ -3292,7 +3292,7 @@
         <w:rPr>
           <w:lang w:val="pt_PT" w:bidi="pt_PT"/>
         </w:rPr>
-        <w:t xml:space="preserve"> “Somente isto descobri: o SENHOR fez o ser humano reto, mas cada um buscou seus próprios caminhos, e muitos se desviaram”.</w:t>
+        <w:t xml:space="preserve"> Somente isto descobri: o SENHOR fez o ser humano reto, mas cada um buscou seus próprios caminhos, e muitos se desviaram”.</w:t>
       </w:r>
     </w:p>
     <w:p>
@@ -3329,7 +3329,7 @@
         <w:rPr>
           <w:lang w:val="pt_PT" w:bidi="pt_PT"/>
         </w:rPr>
-        <w:t xml:space="preserve"> Quem se compara ao sábio, e quem sabe interpretar o que acontece? A sabedoria clareia o rosto do homem e suaviza a dureza do seu olhar.</w:t>
+        <w:t xml:space="preserve"> Quem se compara ao sábio, e quem sabe compreender as coisas? A sabedoria clareia o rosto do homem e suaviza a dureza do seu olhar.</w:t>
       </w:r>
     </w:p>
     <w:p>
@@ -3371,7 +3371,7 @@
         <w:rPr>
           <w:lang w:val="pt_PT" w:bidi="pt_PT"/>
         </w:rPr>
-        <w:t xml:space="preserve"> Não saia depressa da presença dele, nem persista em praticar o mal, pois o rei executa o que decide contra quem desobedece.</w:t>
+        <w:t xml:space="preserve"> Não saia depressa da presença dele, nem persista em praticar o mal, pois o rei castiga aqueles que desobedecem.</w:t>
       </w:r>
     </w:p>
     <w:p>
@@ -3497,7 +3497,7 @@
         <w:rPr>
           <w:lang w:val="pt_PT" w:bidi="pt_PT"/>
         </w:rPr>
-        <w:t xml:space="preserve"> Pensei em tudo isso e observei o que se faz debaixo do sol, quando uma pessoa tem poder para ferir outra pessoa.</w:t>
+        <w:t xml:space="preserve"> Pensei em tudo isso e observei o que se faz debaixo do sol, quando uma pessoa tem poder para prejudicar outra pessoa.</w:t>
       </w:r>
     </w:p>
     <w:p>
@@ -3518,7 +3518,7 @@
         <w:rPr>
           <w:lang w:val="pt_PT" w:bidi="pt_PT"/>
         </w:rPr>
-        <w:t xml:space="preserve"> Vi homens maus serem sepultados, e vi pessoas voltarem do lugar do sepultamento e logo esquecerem o mal que eles fizeram; na cidade onde praticaram perversidade, ainda eram elogiados. Que coisa sem sentido!</w:t>
+        <w:t xml:space="preserve"> Vi homens maus serem sepultados, e vi os amigos deles voltarem do lugar do sepultamento e logo esquecerem o mal que eles fizeram; na cidade onde praticaram perversidade, ainda eram elogiados. Que coisa sem sentido!</w:t>
       </w:r>
     </w:p>
     <w:p>
@@ -3539,7 +3539,7 @@
         <w:rPr>
           <w:lang w:val="pt_PT" w:bidi="pt_PT"/>
         </w:rPr>
-        <w:t xml:space="preserve"> Pelo fato de Deus não punir imediatamente os pecadores, o coração do homem pensa que não há problema em continuar fazendo o mal.</w:t>
+        <w:t xml:space="preserve"> Pelo fato de Deus não punir imediatamente os pecadores, o coração do homem se dispõe a fazer o que é mau.</w:t>
       </w:r>
     </w:p>
     <w:p>
@@ -3560,7 +3560,7 @@
         <w:rPr>
           <w:lang w:val="pt_PT" w:bidi="pt_PT"/>
         </w:rPr>
-        <w:t xml:space="preserve"> Ainda que alguém cometa cem crimes e continue vivendo, eu sei que será melhor para os que respeitam e temem a Deus.</w:t>
+        <w:t xml:space="preserve"> Ainda que alguém cometa cem crimes e continue a viver, eu sei que a situação será melhor para os que respeitam e temem a Deus.</w:t>
       </w:r>
     </w:p>
     <w:p>
@@ -3581,7 +3581,7 @@
         <w:rPr>
           <w:lang w:val="pt_PT" w:bidi="pt_PT"/>
         </w:rPr>
-        <w:t xml:space="preserve"> Porém não será bem para os maus, e seus dias não se alongarão; passarão como sombra, porque eles não temem a Deus.</w:t>
+        <w:t xml:space="preserve"> Porém nada irá bem para os maus, e seus dias não se alongarão; passarão como sombra, porque eles não temem a Deus.</w:t>
       </w:r>
     </w:p>
     <w:p>
@@ -3623,7 +3623,7 @@
         <w:rPr>
           <w:lang w:val="pt_PT" w:bidi="pt_PT"/>
         </w:rPr>
-        <w:t xml:space="preserve"> Por isso, eu elogio a alegria: debaixo do sol não há nada melhor para o homem do que comer, beber e se alegrar; e isso o acompanhará no seu trabalho, durante os dias que Deus lhe dá debaixo do sol.</w:t>
+        <w:t xml:space="preserve"> Por isso, eu elogio a alegria: debaixo do sol não há nada melhor para o homem do que comer, beber e se alegrar; e há a esperança de que isso o acompanhe no seu trabalho, durante os dias que Deus lhe dá debaixo do sol.</w:t>
       </w:r>
     </w:p>
     <w:p>
@@ -3644,7 +3644,7 @@
         <w:rPr>
           <w:lang w:val="pt_PT" w:bidi="pt_PT"/>
         </w:rPr>
-        <w:t xml:space="preserve"> Quando me dediquei a buscar sabedoria, vi a ocupação que existe na terra—uma atividade que não para, de dia e de noite.</w:t>
+        <w:t xml:space="preserve"> Quando me dediquei a buscar sabedoria, vi a ocupação que existe na terra — uma atividade que não para, de dia e de noite.</w:t>
       </w:r>
     </w:p>
     <w:p>
@@ -3702,7 +3702,7 @@
         <w:rPr>
           <w:lang w:val="pt_PT" w:bidi="pt_PT"/>
         </w:rPr>
-        <w:t xml:space="preserve"> Dediquei-me a examinar tudo isto e concluí que os justos e os que temem a Deus estão nas mãos dele; ele conhece o que os aguarda, seja amor, seja ódio, e o homem não sabe o que virá, mas isso não muda o fato.</w:t>
+        <w:t xml:space="preserve"> Dediquei-me a examinar tudo isso e concluí que os justos e os sábios estão nas mãos de Deus; ele conhece o que os aguarda, seja amor, seja ódio, e o homem não sabe o que virá, mas isso não muda o fato.</w:t>
       </w:r>
     </w:p>
     <w:p>
@@ -3807,7 +3807,7 @@
         <w:rPr>
           <w:lang w:val="pt_PT" w:bidi="pt_PT"/>
         </w:rPr>
-        <w:t xml:space="preserve"> Para eles, amor, ódio e inveja já passaram há muito; e já não têm parte em coisa alguma do que se faz debaixo do sol.</w:t>
+        <w:t xml:space="preserve"> Para eles, amor, ódio e inveja já passaram há muito, e já não têm parte em coisa alguma do que se faz debaixo do sol.</w:t>
       </w:r>
     </w:p>
     <w:p>
@@ -3870,7 +3870,7 @@
         <w:rPr>
           <w:lang w:val="pt_PT" w:bidi="pt_PT"/>
         </w:rPr>
-        <w:t xml:space="preserve"> Viva com alegria com a mulher que você ama, todos os dias desta vida sem sentido que Deus lhe deu debaixo do sol, todos os seus dias sem sentido; porque esta é a sua parte no trabalho árduo que você realiza debaixo do sol.</w:t>
+        <w:t xml:space="preserve"> Viva com alegria com a mulher que você ama, todos os dias desta vida sem sentido que Deus lhe deu debaixo do sol; porque esta é a sua parte e a recompensa pelo trabalho árduo que você realiza debaixo do sol.</w:t>
       </w:r>
     </w:p>
     <w:p>
@@ -3975,7 +3975,7 @@
         <w:rPr>
           <w:lang w:val="pt_PT" w:bidi="pt_PT"/>
         </w:rPr>
-        <w:t xml:space="preserve"> Havia uma cidade pequena, com poucos moradores, e contra ela veio um rei com grande exército, cercando-a e levantando muitas armas.</w:t>
+        <w:t xml:space="preserve"> Havia uma cidade pequena, com poucos moradores, e contra ela veio um rei com grande exército, cercando-a e construindo obras de cerco.</w:t>
       </w:r>
     </w:p>
     <w:p>
@@ -4038,7 +4038,7 @@
         <w:rPr>
           <w:lang w:val="pt_PT" w:bidi="pt_PT"/>
         </w:rPr>
-        <w:t xml:space="preserve"> As palavras calmas do sábio são ouvidas melhor do que os gritos de um rei que governa sobre tolos.</w:t>
+        <w:t xml:space="preserve"> As palavras calmas do sábio são mais bem ouvidas do que os gritos de um rei que governa sobre tolos.</w:t>
       </w:r>
     </w:p>
     <w:p>
@@ -4138,7 +4138,7 @@
         <w:rPr>
           <w:lang w:val="pt_PT" w:bidi="pt_PT"/>
         </w:rPr>
-        <w:t xml:space="preserve"> Até no caminho se reconhece o tolo: ele anda sem bom senso e deixa claro a todos que não tem juízo.</w:t>
+        <w:t xml:space="preserve"> Até no modo de andar se reconhece o tolo: ele anda sem bom senso e deixa claro a todos que não tem juízo.</w:t>
       </w:r>
     </w:p>
     <w:p>
@@ -4159,7 +4159,7 @@
         <w:rPr>
           <w:lang w:val="pt_PT" w:bidi="pt_PT"/>
         </w:rPr>
-        <w:t xml:space="preserve"> Se a ira de uma autoridade se levantar contra você, não abandone o seu posto; uma resposta mansa pode evitar faltas graves.</w:t>
+        <w:t xml:space="preserve"> Se a ira de uma autoridade se levantar contra você, não abandone o seu posto; ficar calmo pode evitar erros graves.</w:t>
       </w:r>
     </w:p>
     <w:p>
@@ -4180,7 +4180,7 @@
         <w:rPr>
           <w:lang w:val="pt_PT" w:bidi="pt_PT"/>
         </w:rPr>
-        <w:t xml:space="preserve"> Há ainda um mal que observei debaixo do sol, e é uma tristeza ligada aos que governam:</w:t>
+        <w:t xml:space="preserve"> Há ainda um mal que observei debaixo do sol, uma situação triste envolvendo os que governam:</w:t>
       </w:r>
     </w:p>
     <w:p>
@@ -4327,7 +4327,7 @@
         <w:rPr>
           <w:lang w:val="pt_PT" w:bidi="pt_PT"/>
         </w:rPr>
-        <w:t xml:space="preserve"> As palavras do sábio trazem bem, mas a fala do tolo o consome.</w:t>
+        <w:t xml:space="preserve"> As palavras do sábio fazem bem, mas a fala do tolo o destrói.</w:t>
       </w:r>
     </w:p>
     <w:p>
@@ -4369,7 +4369,7 @@
         <w:rPr>
           <w:lang w:val="pt_PT" w:bidi="pt_PT"/>
         </w:rPr>
-        <w:t xml:space="preserve"> O tolo afirma conhecer o futuro e descreve tudo em detalhes; porém, quem lhe fará saber o que acontecerá depois dele?</w:t>
+        <w:t xml:space="preserve"> O tolo afirma conhecer o futuro e descreve tudo em detalhes; porém, quem lhe fará saber o que acontecerá mais adiante?</w:t>
       </w:r>
     </w:p>
     <w:p>
@@ -4390,7 +4390,7 @@
         <w:rPr>
           <w:lang w:val="pt_PT" w:bidi="pt_PT"/>
         </w:rPr>
-        <w:t xml:space="preserve"> O trabalho do tolo o esgota, porque ele nem sabe o caminho de volta para a cidade.</w:t>
+        <w:t xml:space="preserve"> O trabalho do tolo o deixa exausto, porque ele nem sabe o caminho de volta para a cidade.</w:t>
       </w:r>
     </w:p>
     <w:p>
@@ -4453,7 +4453,7 @@
         <w:rPr>
           <w:lang w:val="pt_PT" w:bidi="pt_PT"/>
         </w:rPr>
-        <w:t xml:space="preserve"> Por causa da preguiça, o telhado se enverga; e por falta de conserto, a casa se enche de goteiras e acaba caindo.</w:t>
+        <w:t xml:space="preserve"> Por causa da preguiça, o telhado se enverga; e por falta de conserto, a casa se enche de goteiras.</w:t>
       </w:r>
     </w:p>
     <w:p>
@@ -4532,7 +4532,7 @@
         <w:rPr>
           <w:lang w:val="pt_PT" w:bidi="pt_PT"/>
         </w:rPr>
-        <w:t xml:space="preserve"> Reparta o seu pão com generosidade, pois o bem que você entrega aos outros retorna a você no tempo certo.</w:t>
+        <w:t xml:space="preserve"> Reparta o seu pão com generosidade, pois o bem que você entrega aos outros acabará voltando para você.</w:t>
       </w:r>
     </w:p>
     <w:p>
@@ -4679,7 +4679,7 @@
         <w:rPr>
           <w:lang w:val="pt_PT" w:bidi="pt_PT"/>
         </w:rPr>
-        <w:t xml:space="preserve"> Alegre-se em todos os dias da sua vida; contudo, lembre-se de que virão dias de escuridão, e serão muitos; tudo o que passa é ilusão.</w:t>
+        <w:t xml:space="preserve"> Alegre-se em todos os dias da sua vida; contudo, lembre-se de que virão dias de escuridão, e serão muitos; tudo o que acontece é ilusão.</w:t>
       </w:r>
     </w:p>
     <w:p>
@@ -4700,7 +4700,7 @@
         <w:rPr>
           <w:lang w:val="pt_PT" w:bidi="pt_PT"/>
         </w:rPr>
-        <w:t xml:space="preserve"> Jovem, alegre-se na sua juventude; aproveite os dias do seu vigor; siga os desejos do seu coração e o que seus olhos veem, sabendo que Deus pedirá contas de tudo.</w:t>
+        <w:t xml:space="preserve"> Jovem, alegre-se na sua juventude; aproveite os dias do seu vigor; siga os caminhos do seu coração e o que seus olhos veem, sabendo que Deus pedirá contas de tudo.</w:t>
       </w:r>
     </w:p>
     <w:p>
@@ -4721,7 +4721,7 @@
         <w:rPr>
           <w:lang w:val="pt_PT" w:bidi="pt_PT"/>
         </w:rPr>
-        <w:t xml:space="preserve"> Afaste do coração a ansiedade e retire do corpo o sofrimento, pois a juventude e o vigor passam rapidamente.</w:t>
+        <w:t xml:space="preserve"> Afaste do coração a ansiedade e mantenha-se saudável, pois a juventude e o vigor passam rapidamente.</w:t>
       </w:r>
     </w:p>
     <w:p>
@@ -4758,7 +4758,7 @@
         <w:rPr>
           <w:lang w:val="pt_PT" w:bidi="pt_PT"/>
         </w:rPr>
-        <w:t xml:space="preserve"> Lembra-te do teu Criador nos dias da juventude, antes que cheguem tempos difíceis e anos em que dirás: “Já não encontro prazer”.</w:t>
+        <w:t xml:space="preserve"> Lembre-se do seu Criador nos dias da juventude, antes que cheguem tempos difíceis e anos em que dirá: “Já não tenho alegria de viver”.</w:t>
       </w:r>
     </w:p>
     <w:p>
@@ -4779,7 +4779,7 @@
         <w:rPr>
           <w:lang w:val="pt_PT" w:bidi="pt_PT"/>
         </w:rPr>
-        <w:t xml:space="preserve"> Antes que a luz do sol, da lua e das estrelas se apague aos teus olhos, e que as nuvens retornem depois da chuva.</w:t>
+        <w:t xml:space="preserve"> Antes que a luz do sol, da lua e das estrelas se apague diante dos seus olhos, e que as nuvens retornem depois da chuva.</w:t>
       </w:r>
     </w:p>
     <w:p>
@@ -4800,7 +4800,7 @@
         <w:rPr>
           <w:lang w:val="pt_PT" w:bidi="pt_PT"/>
         </w:rPr>
-        <w:t xml:space="preserve"> Nesse tempo, os braços que te guardavam tremerão, as pernas fortes perderão vigor; os dentes cairão e a mastigação falhará, e a vista ficará fraca.</w:t>
+        <w:t xml:space="preserve"> Nesse tempo, os braços que o guardavam tremerão, as pernas fortes perderão vigor; os dentes cairão e você não conseguirá mastigar direito, e a vista ficará fraca.</w:t>
       </w:r>
     </w:p>
     <w:p>
@@ -4821,7 +4821,7 @@
         <w:rPr>
           <w:lang w:val="pt_PT" w:bidi="pt_PT"/>
         </w:rPr>
-        <w:t xml:space="preserve"> Os ouvidos se fecharão ao som da rua; acordarás com o canto das aves, mas os ruídos do moinho e da música serão baixos para ti.</w:t>
+        <w:t xml:space="preserve"> Os ouvidos se fecharão ao som da rua; você acordará com o canto das aves, mas os ruídos do moinho e da música serão baixos.</w:t>
       </w:r>
     </w:p>
     <w:p>
@@ -4842,7 +4842,7 @@
         <w:rPr>
           <w:lang w:val="pt_PT" w:bidi="pt_PT"/>
         </w:rPr>
-        <w:t xml:space="preserve"> Haverá medo das alturas e perigo no caminho; os cabelos ficarão brancos, o desejo se apagará, e irás para a morada eterna, enquanto os que choram passam pelas ruas.</w:t>
+        <w:t xml:space="preserve"> Haverá medo das alturas e perigo no caminho; o cabelo se tornará branco como a flor da amendoeira, o desejo se enfraquecerá, e você irá para a sua morada eterna, enquanto os que choram por você andam pelas ruas.</w:t>
       </w:r>
     </w:p>
     <w:p>
@@ -4863,7 +4863,7 @@
         <w:rPr>
           <w:lang w:val="pt_PT" w:bidi="pt_PT"/>
         </w:rPr>
-        <w:t xml:space="preserve"> Sim, lembra-te do teu Criador enquanto és jovem, antes que o fio de prata se rompa, a taça de ouro se quebre, o cântaro se parta junto à fonte e a roda se despedace no poço.</w:t>
+        <w:t xml:space="preserve"> Sim, lembre-se do seu Criador enquanto é jovem, antes que o fio de prata se rompa, a taça de ouro se quebre, o cântaro se parta junto à fonte e a roda se despedace no poço.</w:t>
       </w:r>
     </w:p>
     <w:p>
@@ -4905,7 +4905,7 @@
         <w:rPr>
           <w:lang w:val="pt_PT" w:bidi="pt_PT"/>
         </w:rPr>
-        <w:t xml:space="preserve"> Vaidade das vaidades, diz o Pregador; tudo é vaidade.</w:t>
+        <w:t xml:space="preserve"> Ilusão das ilusões, declara o Pregador; tudo é ilusão.</w:t>
       </w:r>
     </w:p>
     <w:p>
@@ -4968,7 +4968,7 @@
         <w:rPr>
           <w:lang w:val="pt_PT" w:bidi="pt_PT"/>
         </w:rPr>
-        <w:t xml:space="preserve"> As palavras dos sábios estimulam a decisão; seus ditos reunidos são como pregos bem firmes, dados pelo único Pastor.</w:t>
+        <w:t xml:space="preserve"> As palavras dos sábios nos levam a tomar uma decisão e apontam verdades importantes; seus ditos reunidos são como pregos bem firmes, dados pelo único Pastor.</w:t>
       </w:r>
     </w:p>
     <w:p>
@@ -4989,7 +4989,7 @@
         <w:rPr>
           <w:lang w:val="pt_PT" w:bidi="pt_PT"/>
         </w:rPr>
-        <w:t xml:space="preserve"> E tu, meu filho, fica atento: há muitas opiniões sem fim; estudar sem medida cansa o corpo.</w:t>
+        <w:t xml:space="preserve"> E você, meu filho, fique atento: há muitas opiniões sem fim, e estudar demais cansa o corpo.</w:t>
       </w:r>
     </w:p>
     <w:p>
